--- a/downloads/commission-plan-template.docx
+++ b/downloads/commission-plan-template.docx
@@ -2483,7 +2483,7 @@
           <w:color w:val="4A4775"/>
           <w:sz w:val="19"/>
         </w:rPr>
-        <w:t>A cap makes the cost predictable but can make reps delay deals. Consider an approval rule for very large deals instead.</w:t>
+        <w:t>A cap makes the cost predictable but can make reps delay deals. Consider instead a rule that commission on very large deals is agreed in writing before the deal is closed (clause 13.3).</w:t>
       </w:r>
     </w:p>
     <w:p>
@@ -4615,7 +4615,7 @@
           <w:color w:val="110663"/>
           <w:sz w:val="21"/>
         </w:rPr>
-        <w:t xml:space="preserve">Deals above </w:t>
+        <w:t xml:space="preserve">Commission on deals above </w:t>
       </w:r>
       <w:r>
         <w:rPr>
@@ -4636,28 +4636,7 @@
           <w:color w:val="110663"/>
           <w:sz w:val="21"/>
         </w:rPr>
-        <w:t xml:space="preserve"> are approved separately by </w:t>
-      </w:r>
-      <w:r>
-        <w:rPr>
-          <w:rFonts w:ascii="Arial" w:hAnsi="Arial" w:cs="Arial" w:eastAsia="Arial"/>
-          <w:b w:val="0"/>
-          <w:i w:val="0"/>
-          <w:color w:val="4C39CA"/>
-          <w:sz w:val="21"/>
-          <w:shd w:val="clear" w:color="auto" w:fill="E6E0FB"/>
-        </w:rPr>
-        <w:t>[the CEO]</w:t>
-      </w:r>
-      <w:r>
-        <w:rPr>
-          <w:rFonts w:ascii="Arial" w:hAnsi="Arial" w:cs="Arial" w:eastAsia="Arial"/>
-          <w:b w:val="0"/>
-          <w:i w:val="0"/>
-          <w:color w:val="110663"/>
-          <w:sz w:val="21"/>
-        </w:rPr>
-        <w:t>, who also sets the commission if the deal falls outside the plan's assumptions.</w:t>
+        <w:t xml:space="preserve"> is agreed in writing between the Company and the rep before the deal is closed. If no such agreement has been made, the plan's normal rules apply.</w:t>
       </w:r>
     </w:p>
     <w:p>
